--- a/public/templates/律师函.docx
+++ b/public/templates/律师函.docx
@@ -4,11 +4,18 @@
   <w:body>
     <w:p>
       <w:pPr>
-        <w:pStyle w:val="Title"/>
         <w:spacing w:after="400"/>
         <w:jc w:val="center"/>
       </w:pPr>
       <w:r>
+        <w:rPr>
+          <w:rFonts w:ascii="宋体" w:cs="宋体" w:eastAsia="宋体" w:hAnsi="宋体"/>
+          <w:b/>
+          <w:bCs/>
+          <w:color w:val="000000"/>
+          <w:sz w:val="32"/>
+          <w:szCs w:val="32"/>
+        </w:rPr>
         <w:t xml:space="preserve">律师函</w:t>
       </w:r>
     </w:p>
@@ -46,10 +53,17 @@
     <w:p/>
     <w:p>
       <w:pPr>
-        <w:pStyle w:val="Heading1"/>
         <w:spacing w:before="200" w:after="200"/>
       </w:pPr>
       <w:r>
+        <w:rPr>
+          <w:rFonts w:ascii="宋体" w:cs="宋体" w:eastAsia="宋体" w:hAnsi="宋体"/>
+          <w:b/>
+          <w:bCs/>
+          <w:color w:val="000000"/>
+          <w:sz w:val="28"/>
+          <w:szCs w:val="28"/>
+        </w:rPr>
         <w:t xml:space="preserve">一、基本事实</w:t>
       </w:r>
     </w:p>
@@ -71,10 +85,17 @@
     <w:p/>
     <w:p>
       <w:pPr>
-        <w:pStyle w:val="Heading1"/>
         <w:spacing w:before="200" w:after="200"/>
       </w:pPr>
       <w:r>
+        <w:rPr>
+          <w:rFonts w:ascii="宋体" w:cs="宋体" w:eastAsia="宋体" w:hAnsi="宋体"/>
+          <w:b/>
+          <w:bCs/>
+          <w:color w:val="000000"/>
+          <w:sz w:val="28"/>
+          <w:szCs w:val="28"/>
+        </w:rPr>
         <w:t xml:space="preserve">二、法律分析</w:t>
       </w:r>
     </w:p>
@@ -111,10 +132,17 @@
     <w:p/>
     <w:p>
       <w:pPr>
-        <w:pStyle w:val="Heading1"/>
         <w:spacing w:before="200" w:after="200"/>
       </w:pPr>
       <w:r>
+        <w:rPr>
+          <w:rFonts w:ascii="宋体" w:cs="宋体" w:eastAsia="宋体" w:hAnsi="宋体"/>
+          <w:b/>
+          <w:bCs/>
+          <w:color w:val="000000"/>
+          <w:sz w:val="28"/>
+          <w:szCs w:val="28"/>
+        </w:rPr>
         <w:t xml:space="preserve">三、律师意见</w:t>
       </w:r>
     </w:p>

--- a/public/templates/律师函.docx
+++ b/public/templates/律师函.docx
@@ -31,23 +31,108 @@
           <w:sz w:val="24"/>
           <w:szCs w:val="24"/>
         </w:rPr>
-        <w:t xml:space="preserve">{{收件人姓名/公司名称}}：</w:t>
-      </w:r>
-    </w:p>
-    <w:p/>
-    <w:p>
-      <w:pPr>
-        <w:spacing w:line="360"/>
-        <w:ind w:firstLine="480"/>
-      </w:pPr>
-      <w:r>
-        <w:rPr>
-          <w:rFonts w:ascii="宋体" w:cs="宋体" w:eastAsia="宋体" w:hAnsi="宋体"/>
-          <w:color w:val="FF0000"/>
-          <w:sz w:val="24"/>
-          <w:szCs w:val="24"/>
-        </w:rPr>
-        <w:t xml:space="preserve">{{律师事务所名称}}接受{{委托人姓名/公司名称}}的委托，就{{事由}}一事，特致函如下：</w:t>
+        <w:t xml:space="preserve">{{律师事务所名称}}律师函</w:t>
+      </w:r>
+    </w:p>
+    <w:p>
+      <w:pPr>
+        <w:spacing w:line="360"/>
+      </w:pPr>
+      <w:r>
+        <w:rPr>
+          <w:rFonts w:ascii="宋体" w:cs="宋体" w:eastAsia="宋体" w:hAnsi="宋体"/>
+          <w:color w:val="FF0000"/>
+          <w:sz w:val="24"/>
+          <w:szCs w:val="24"/>
+        </w:rPr>
+        <w:t xml:space="preserve">（{{年份}}）{{律所简称}}律函字第{{函件编号}}号</w:t>
+      </w:r>
+    </w:p>
+    <w:p/>
+    <w:p>
+      <w:pPr>
+        <w:spacing w:line="360"/>
+      </w:pPr>
+      <w:r>
+        <w:rPr>
+          <w:rFonts w:ascii="宋体" w:cs="宋体" w:eastAsia="宋体" w:hAnsi="宋体"/>
+          <w:color w:val="FF0000"/>
+          <w:sz w:val="24"/>
+          <w:szCs w:val="24"/>
+        </w:rPr>
+        <w:t xml:space="preserve">致：{{收件人姓名/公司名称}}</w:t>
+      </w:r>
+    </w:p>
+    <w:p>
+      <w:pPr>
+        <w:spacing w:line="360"/>
+      </w:pPr>
+      <w:r>
+        <w:rPr>
+          <w:rFonts w:ascii="宋体" w:cs="宋体" w:eastAsia="宋体" w:hAnsi="宋体"/>
+          <w:color w:val="FF0000"/>
+          <w:sz w:val="24"/>
+          <w:szCs w:val="24"/>
+        </w:rPr>
+        <w:t xml:space="preserve">地址：{{收件人地址}}</w:t>
+      </w:r>
+    </w:p>
+    <w:p>
+      <w:pPr>
+        <w:spacing w:line="360"/>
+      </w:pPr>
+      <w:r>
+        <w:rPr>
+          <w:rFonts w:ascii="宋体" w:cs="宋体" w:eastAsia="宋体" w:hAnsi="宋体"/>
+          <w:color w:val="FF0000"/>
+          <w:sz w:val="24"/>
+          <w:szCs w:val="24"/>
+        </w:rPr>
+        <w:t xml:space="preserve">联系电话：{{收件人电话}}</w:t>
+      </w:r>
+    </w:p>
+    <w:p>
+      <w:pPr>
+        <w:spacing w:line="360"/>
+      </w:pPr>
+      <w:r>
+        <w:rPr>
+          <w:rFonts w:ascii="宋体" w:cs="宋体" w:eastAsia="宋体" w:hAnsi="宋体"/>
+          <w:color w:val="FF0000"/>
+          <w:sz w:val="24"/>
+          <w:szCs w:val="24"/>
+        </w:rPr>
+        <w:t xml:space="preserve">传真：{{收件人传真}}</w:t>
+      </w:r>
+    </w:p>
+    <w:p>
+      <w:pPr>
+        <w:spacing w:line="360"/>
+      </w:pPr>
+      <w:r>
+        <w:rPr>
+          <w:rFonts w:ascii="宋体" w:cs="宋体" w:eastAsia="宋体" w:hAnsi="宋体"/>
+          <w:color w:val="FF0000"/>
+          <w:sz w:val="24"/>
+          <w:szCs w:val="24"/>
+        </w:rPr>
+        <w:t xml:space="preserve">电子邮箱：{{收件人邮箱}}</w:t>
+      </w:r>
+    </w:p>
+    <w:p/>
+    <w:p>
+      <w:pPr>
+        <w:spacing w:line="360"/>
+        <w:ind w:firstLine="480"/>
+      </w:pPr>
+      <w:r>
+        <w:rPr>
+          <w:rFonts w:ascii="宋体" w:cs="宋体" w:eastAsia="宋体" w:hAnsi="宋体"/>
+          <w:color w:val="FF0000"/>
+          <w:sz w:val="24"/>
+          <w:szCs w:val="24"/>
+        </w:rPr>
+        <w:t xml:space="preserve">{{律师事务所名称}}接受{{委托人姓名/公司名称}}（以下简称"委托人"）的委托，指派本所{{律师姓名}}律师（执业证号：{{律师执业证号}}），就{{事由}}一事，特致函如下：</w:t>
       </w:r>
     </w:p>
     <w:p/>
@@ -82,6 +167,64 @@
         <w:t xml:space="preserve">{{基本事实描述}}</w:t>
       </w:r>
     </w:p>
+    <w:p>
+      <w:pPr>
+        <w:spacing w:line="360"/>
+        <w:ind w:firstLine="480"/>
+      </w:pPr>
+      <w:r>
+        <w:rPr>
+          <w:rFonts w:ascii="宋体" w:cs="宋体" w:eastAsia="宋体" w:hAnsi="宋体"/>
+          <w:color w:val="FF0000"/>
+          <w:sz w:val="24"/>
+          <w:szCs w:val="24"/>
+        </w:rPr>
+        <w:t xml:space="preserve">上述事实有{{证据类型1}}、{{证据类型2}}、{{证据类型3}}等证据材料予以证实（详见附件清单）。</w:t>
+      </w:r>
+    </w:p>
+    <w:p>
+      <w:pPr>
+        <w:spacing w:line="360"/>
+        <w:ind w:firstLine="480"/>
+      </w:pPr>
+      <w:r>
+        <w:rPr>
+          <w:rFonts w:ascii="宋体" w:cs="宋体" w:eastAsia="宋体" w:hAnsi="宋体"/>
+          <w:sz w:val="24"/>
+          <w:szCs w:val="24"/>
+        </w:rPr>
+        <w:t xml:space="preserve">本律师已对委托人提供的相关证据材料进行了全面审查，确认其真实性、合法性和关联性。</w:t>
+      </w:r>
+    </w:p>
+    <w:p>
+      <w:pPr>
+        <w:spacing w:line="360"/>
+        <w:ind w:firstLine="480"/>
+      </w:pPr>
+      <w:r>
+        <w:rPr>
+          <w:rFonts w:ascii="宋体" w:cs="宋体" w:eastAsia="宋体" w:hAnsi="宋体"/>
+          <w:color w:val="FF0000"/>
+          <w:sz w:val="24"/>
+          <w:szCs w:val="24"/>
+        </w:rPr>
+        <w:t xml:space="preserve">上述证据材料能够形成完整的证据链，足以证明{{待证事实}}。</w:t>
+      </w:r>
+    </w:p>
+    <w:p>
+      <w:pPr>
+        <w:spacing w:line="360"/>
+        <w:ind w:firstLine="480"/>
+      </w:pPr>
+      <w:r>
+        <w:rPr>
+          <w:rFonts w:ascii="宋体" w:cs="宋体" w:eastAsia="宋体" w:hAnsi="宋体"/>
+          <w:sz w:val="24"/>
+          <w:szCs w:val="24"/>
+        </w:rPr>
+        <w:t xml:space="preserve">如贵方对上述事实有异议，请提供相应的证据材料予以反驳。</w:t>
+      </w:r>
+    </w:p>
     <w:p/>
     <w:p>
       <w:pPr>
@@ -111,22 +254,96 @@
           <w:sz w:val="24"/>
           <w:szCs w:val="24"/>
         </w:rPr>
-        <w:t xml:space="preserve">根据《{{相关法律名称}}》第{{条款}}条的规定："{{法律条文内容}}"</w:t>
-      </w:r>
-    </w:p>
-    <w:p>
-      <w:pPr>
-        <w:spacing w:line="360"/>
-        <w:ind w:firstLine="480"/>
-      </w:pPr>
-      <w:r>
-        <w:rPr>
-          <w:rFonts w:ascii="宋体" w:cs="宋体" w:eastAsia="宋体" w:hAnsi="宋体"/>
-          <w:color w:val="FF0000"/>
-          <w:sz w:val="24"/>
-          <w:szCs w:val="24"/>
-        </w:rPr>
-        <w:t xml:space="preserve">基于上述法律规定，{{法律分析内容}}</w:t>
+        <w:t xml:space="preserve">根据《中华人民共和国民法典》第{{条款}}条的规定："{{法律条文内容}}"。</w:t>
+      </w:r>
+    </w:p>
+    <w:p>
+      <w:pPr>
+        <w:spacing w:line="360"/>
+        <w:ind w:firstLine="480"/>
+      </w:pPr>
+      <w:r>
+        <w:rPr>
+          <w:rFonts w:ascii="宋体" w:cs="宋体" w:eastAsia="宋体" w:hAnsi="宋体"/>
+          <w:color w:val="FF0000"/>
+          <w:sz w:val="24"/>
+          <w:szCs w:val="24"/>
+        </w:rPr>
+        <w:t xml:space="preserve">根据《{{相关法律名称}}》第{{条款2}}条的规定："{{法律条文内容2}}"。</w:t>
+      </w:r>
+    </w:p>
+    <w:p>
+      <w:pPr>
+        <w:spacing w:line="360"/>
+        <w:ind w:firstLine="480"/>
+      </w:pPr>
+      <w:r>
+        <w:rPr>
+          <w:rFonts w:ascii="宋体" w:cs="宋体" w:eastAsia="宋体" w:hAnsi="宋体"/>
+          <w:color w:val="FF0000"/>
+          <w:sz w:val="24"/>
+          <w:szCs w:val="24"/>
+        </w:rPr>
+        <w:t xml:space="preserve">根据《最高人民法院关于{{相关司法解释名称}}的解释》第{{司法解释条款}}条的规定："{{司法解释内容}}"。</w:t>
+      </w:r>
+    </w:p>
+    <w:p>
+      <w:pPr>
+        <w:spacing w:line="360"/>
+        <w:ind w:firstLine="480"/>
+      </w:pPr>
+      <w:r>
+        <w:rPr>
+          <w:rFonts w:ascii="宋体" w:cs="宋体" w:eastAsia="宋体" w:hAnsi="宋体"/>
+          <w:color w:val="FF0000"/>
+          <w:sz w:val="24"/>
+          <w:szCs w:val="24"/>
+        </w:rPr>
+        <w:t xml:space="preserve">此外，根据《{{相关行政法规名称}}》第{{行政法规条款}}条的规定："{{行政法规内容}}"。</w:t>
+      </w:r>
+    </w:p>
+    <w:p>
+      <w:pPr>
+        <w:spacing w:line="360"/>
+        <w:ind w:firstLine="480"/>
+      </w:pPr>
+      <w:r>
+        <w:rPr>
+          <w:rFonts w:ascii="宋体" w:cs="宋体" w:eastAsia="宋体" w:hAnsi="宋体"/>
+          <w:color w:val="FF0000"/>
+          <w:sz w:val="24"/>
+          <w:szCs w:val="24"/>
+        </w:rPr>
+        <w:t xml:space="preserve">基于上述法律规定，{{法律分析内容}}。</w:t>
+      </w:r>
+    </w:p>
+    <w:p>
+      <w:pPr>
+        <w:spacing w:line="360"/>
+        <w:ind w:firstLine="480"/>
+      </w:pPr>
+      <w:r>
+        <w:rPr>
+          <w:rFonts w:ascii="宋体" w:cs="宋体" w:eastAsia="宋体" w:hAnsi="宋体"/>
+          <w:color w:val="FF0000"/>
+          <w:sz w:val="24"/>
+          <w:szCs w:val="24"/>
+        </w:rPr>
+        <w:t xml:space="preserve">贵方的行为已构成{{违法行为性质}}，违反了上述法律规定，依法应当承担相应的法律责任，包括但不限于停止侵害、消除影响、赔偿损失等。</w:t>
+      </w:r>
+    </w:p>
+    <w:p>
+      <w:pPr>
+        <w:spacing w:line="360"/>
+        <w:ind w:firstLine="480"/>
+      </w:pPr>
+      <w:r>
+        <w:rPr>
+          <w:rFonts w:ascii="宋体" w:cs="宋体" w:eastAsia="宋体" w:hAnsi="宋体"/>
+          <w:sz w:val="24"/>
+          <w:szCs w:val="24"/>
+        </w:rPr>
+        <w:t xml:space="preserve">本律师已就相关法律问题进行了充分的研究和论证，确认上述法律分析准确无误。</w:t>
       </w:r>
     </w:p>
     <w:p/>
@@ -204,7 +421,22 @@
           <w:sz w:val="24"/>
           <w:szCs w:val="24"/>
         </w:rPr>
-        <w:t xml:space="preserve">请贵方在收到本函后{{期限}}日内，{{具体行动要求}}。</w:t>
+        <w:t xml:space="preserve">请贵方在收到本函后{{期限}}日内（即{{具体截止日期}}前），{{具体行动要求}}。</w:t>
+      </w:r>
+    </w:p>
+    <w:p>
+      <w:pPr>
+        <w:spacing w:line="360"/>
+        <w:ind w:firstLine="480"/>
+      </w:pPr>
+      <w:r>
+        <w:rPr>
+          <w:rFonts w:ascii="宋体" w:cs="宋体" w:eastAsia="宋体" w:hAnsi="宋体"/>
+          <w:color w:val="FF0000"/>
+          <w:sz w:val="24"/>
+          <w:szCs w:val="24"/>
+        </w:rPr>
+        <w:t xml:space="preserve">履行情况请书面回复至本所，联系人：{{联系人姓名}}，联系电话：{{联系电话}}，电子邮箱：{{联系邮箱}}。</w:t>
       </w:r>
     </w:p>
     <w:p/>
@@ -234,37 +466,155 @@
           <w:sz w:val="24"/>
           <w:szCs w:val="24"/>
         </w:rPr>
-        <w:t xml:space="preserve">1. {{法律措施1}}</w:t>
-      </w:r>
-    </w:p>
-    <w:p>
-      <w:pPr>
-        <w:spacing w:line="360"/>
-        <w:ind w:firstLine="480"/>
-      </w:pPr>
-      <w:r>
-        <w:rPr>
-          <w:rFonts w:ascii="宋体" w:cs="宋体" w:eastAsia="宋体" w:hAnsi="宋体"/>
-          <w:color w:val="FF0000"/>
-          <w:sz w:val="24"/>
-          <w:szCs w:val="24"/>
-        </w:rPr>
-        <w:t xml:space="preserve">2. {{法律措施2}}</w:t>
-      </w:r>
-    </w:p>
-    <w:p/>
-    <w:p>
-      <w:pPr>
-        <w:spacing w:line="360"/>
-        <w:ind w:firstLine="480"/>
-      </w:pPr>
-      <w:r>
-        <w:rPr>
-          <w:rFonts w:ascii="宋体" w:cs="宋体" w:eastAsia="宋体" w:hAnsi="宋体"/>
-          <w:sz w:val="24"/>
-          <w:szCs w:val="24"/>
-        </w:rPr>
-        <w:t xml:space="preserve">由此产生的一切法律后果及费用（包括但不限于诉讼费、律师费、保全费、差旅费等）均由贵方承担。</w:t>
+        <w:t xml:space="preserve">1. {{法律措施1}}；</w:t>
+      </w:r>
+    </w:p>
+    <w:p>
+      <w:pPr>
+        <w:spacing w:line="360"/>
+        <w:ind w:firstLine="480"/>
+      </w:pPr>
+      <w:r>
+        <w:rPr>
+          <w:rFonts w:ascii="宋体" w:cs="宋体" w:eastAsia="宋体" w:hAnsi="宋体"/>
+          <w:color w:val="FF0000"/>
+          <w:sz w:val="24"/>
+          <w:szCs w:val="24"/>
+        </w:rPr>
+        <w:t xml:space="preserve">2. {{法律措施2}}；</w:t>
+      </w:r>
+    </w:p>
+    <w:p>
+      <w:pPr>
+        <w:spacing w:line="360"/>
+        <w:ind w:firstLine="480"/>
+      </w:pPr>
+      <w:r>
+        <w:rPr>
+          <w:rFonts w:ascii="宋体" w:cs="宋体" w:eastAsia="宋体" w:hAnsi="宋体"/>
+          <w:color w:val="FF0000"/>
+          <w:sz w:val="24"/>
+          <w:szCs w:val="24"/>
+        </w:rPr>
+        <w:t xml:space="preserve">3. {{法律措施3}}；</w:t>
+      </w:r>
+    </w:p>
+    <w:p>
+      <w:pPr>
+        <w:spacing w:line="360"/>
+        <w:ind w:firstLine="480"/>
+      </w:pPr>
+      <w:r>
+        <w:rPr>
+          <w:rFonts w:ascii="宋体" w:cs="宋体" w:eastAsia="宋体" w:hAnsi="宋体"/>
+          <w:sz w:val="24"/>
+          <w:szCs w:val="24"/>
+        </w:rPr>
+        <w:t xml:space="preserve">4. 申请法院对贵方财产采取保全措施；</w:t>
+      </w:r>
+    </w:p>
+    <w:p>
+      <w:pPr>
+        <w:spacing w:line="360"/>
+        <w:ind w:firstLine="480"/>
+      </w:pPr>
+      <w:r>
+        <w:rPr>
+          <w:rFonts w:ascii="宋体" w:cs="宋体" w:eastAsia="宋体" w:hAnsi="宋体"/>
+          <w:sz w:val="24"/>
+          <w:szCs w:val="24"/>
+        </w:rPr>
+        <w:t xml:space="preserve">5. 将贵方列入失信被执行人名单，并通过征信机构予以公示。</w:t>
+      </w:r>
+    </w:p>
+    <w:p/>
+    <w:p>
+      <w:pPr>
+        <w:spacing w:line="360"/>
+        <w:ind w:firstLine="480"/>
+      </w:pPr>
+      <w:r>
+        <w:rPr>
+          <w:rFonts w:ascii="宋体" w:cs="宋体" w:eastAsia="宋体" w:hAnsi="宋体"/>
+          <w:sz w:val="24"/>
+          <w:szCs w:val="24"/>
+        </w:rPr>
+        <w:t xml:space="preserve">同时，我方保留对相关证据进行公证保全的权利，并保留追究贵方其他法律责任的权利。</w:t>
+      </w:r>
+    </w:p>
+    <w:p/>
+    <w:p>
+      <w:pPr>
+        <w:spacing w:line="360"/>
+        <w:ind w:firstLine="480"/>
+      </w:pPr>
+      <w:r>
+        <w:rPr>
+          <w:rFonts w:ascii="宋体" w:cs="宋体" w:eastAsia="宋体" w:hAnsi="宋体"/>
+          <w:sz w:val="24"/>
+          <w:szCs w:val="24"/>
+        </w:rPr>
+        <w:t xml:space="preserve">由此产生的一切法律后果及费用（包括但不限于诉讼费、律师费、保全费、差旅费、公证费、鉴定费、公告费、执行费等）均由贵方承担。</w:t>
+      </w:r>
+    </w:p>
+    <w:p/>
+    <w:p>
+      <w:pPr>
+        <w:spacing w:line="360"/>
+        <w:ind w:firstLine="480"/>
+      </w:pPr>
+      <w:r>
+        <w:rPr>
+          <w:rFonts w:ascii="宋体" w:cs="宋体" w:eastAsia="宋体" w:hAnsi="宋体"/>
+          <w:color w:val="FF0000"/>
+          <w:sz w:val="24"/>
+          <w:szCs w:val="24"/>
+        </w:rPr>
+        <w:t xml:space="preserve">本函以{{送达方式}}方式送达，送达之日即为收到之日。</w:t>
+      </w:r>
+    </w:p>
+    <w:p>
+      <w:pPr>
+        <w:spacing w:line="360"/>
+        <w:ind w:firstLine="480"/>
+      </w:pPr>
+      <w:r>
+        <w:rPr>
+          <w:rFonts w:ascii="宋体" w:cs="宋体" w:eastAsia="宋体" w:hAnsi="宋体"/>
+          <w:color w:val="FF0000"/>
+          <w:sz w:val="24"/>
+          <w:szCs w:val="24"/>
+        </w:rPr>
+        <w:t xml:space="preserve">如贵方对本函内容有异议，可在收到本函后{{异议期限}}日内向本所提出书面异议，并提供相应的证据材料。</w:t>
+      </w:r>
+    </w:p>
+    <w:p>
+      <w:pPr>
+        <w:spacing w:line="360"/>
+        <w:ind w:firstLine="480"/>
+      </w:pPr>
+      <w:r>
+        <w:rPr>
+          <w:rFonts w:ascii="宋体" w:cs="宋体" w:eastAsia="宋体" w:hAnsi="宋体"/>
+          <w:color w:val="FF0000"/>
+          <w:sz w:val="24"/>
+          <w:szCs w:val="24"/>
+        </w:rPr>
+        <w:t xml:space="preserve">如贵方在{{异议期限}}日内未提出异议，视为对上述事实和法律分析的认可。</w:t>
+      </w:r>
+    </w:p>
+    <w:p>
+      <w:pPr>
+        <w:spacing w:line="360"/>
+        <w:ind w:firstLine="480"/>
+      </w:pPr>
+      <w:r>
+        <w:rPr>
+          <w:rFonts w:ascii="宋体" w:cs="宋体" w:eastAsia="宋体" w:hAnsi="宋体"/>
+          <w:sz w:val="24"/>
+          <w:szCs w:val="24"/>
+        </w:rPr>
+        <w:t xml:space="preserve">本函仅代表委托人的法律意见，不具有强制执行力。如贵方不履行本函要求，委托人将依法采取相应的法律措施。</w:t>
       </w:r>
     </w:p>
     <w:p/>
@@ -293,7 +643,7 @@
           <w:sz w:val="24"/>
           <w:szCs w:val="24"/>
         </w:rPr>
-        <w:t xml:space="preserve">{{律师事务所名称}}</w:t>
+        <w:t xml:space="preserve">{{律师事务所名称}}（盖章）</w:t>
       </w:r>
     </w:p>
     <w:p>
@@ -349,9 +699,51 @@
           <w:sz w:val="24"/>
           <w:szCs w:val="24"/>
         </w:rPr>
+        <w:t xml:space="preserve">传真：{{传真号码}}</w:t>
+      </w:r>
+    </w:p>
+    <w:p>
+      <w:pPr>
+        <w:spacing w:line="360"/>
+      </w:pPr>
+      <w:r>
+        <w:rPr>
+          <w:rFonts w:ascii="宋体" w:cs="宋体" w:eastAsia="宋体" w:hAnsi="宋体"/>
+          <w:color w:val="FF0000"/>
+          <w:sz w:val="24"/>
+          <w:szCs w:val="24"/>
+        </w:rPr>
+        <w:t xml:space="preserve">电子邮箱：{{律师邮箱}}</w:t>
+      </w:r>
+    </w:p>
+    <w:p>
+      <w:pPr>
+        <w:spacing w:line="360"/>
+      </w:pPr>
+      <w:r>
+        <w:rPr>
+          <w:rFonts w:ascii="宋体" w:cs="宋体" w:eastAsia="宋体" w:hAnsi="宋体"/>
+          <w:color w:val="FF0000"/>
+          <w:sz w:val="24"/>
+          <w:szCs w:val="24"/>
+        </w:rPr>
         <w:t xml:space="preserve">地址：{{律所地址}}</w:t>
       </w:r>
     </w:p>
+    <w:p>
+      <w:pPr>
+        <w:spacing w:line="360"/>
+      </w:pPr>
+      <w:r>
+        <w:rPr>
+          <w:rFonts w:ascii="宋体" w:cs="宋体" w:eastAsia="宋体" w:hAnsi="宋体"/>
+          <w:color w:val="FF0000"/>
+          <w:sz w:val="24"/>
+          <w:szCs w:val="24"/>
+        </w:rPr>
+        <w:t xml:space="preserve">邮政编码：{{邮政编码}}</w:t>
+      </w:r>
+    </w:p>
     <w:p/>
     <w:p>
       <w:pPr>
@@ -365,6 +757,63 @@
           <w:szCs w:val="24"/>
         </w:rPr>
         <w:t xml:space="preserve">{{日期}}</w:t>
+      </w:r>
+    </w:p>
+    <w:p/>
+    <w:p>
+      <w:pPr>
+        <w:spacing w:line="360"/>
+      </w:pPr>
+      <w:r>
+        <w:rPr>
+          <w:rFonts w:ascii="宋体" w:cs="宋体" w:eastAsia="宋体" w:hAnsi="宋体"/>
+          <w:color w:val="FF0000"/>
+          <w:sz w:val="24"/>
+          <w:szCs w:val="24"/>
+        </w:rPr>
+        <w:t xml:space="preserve">附件：{{附件清单}}</w:t>
+      </w:r>
+    </w:p>
+    <w:p>
+      <w:pPr>
+        <w:spacing w:line="360"/>
+      </w:pPr>
+      <w:r>
+        <w:rPr>
+          <w:rFonts w:ascii="宋体" w:cs="宋体" w:eastAsia="宋体" w:hAnsi="宋体"/>
+          <w:color w:val="FF0000"/>
+          <w:sz w:val="24"/>
+          <w:szCs w:val="24"/>
+        </w:rPr>
+        <w:t xml:space="preserve">1. {{附件1名称}}（{{页数}}页）</w:t>
+      </w:r>
+    </w:p>
+    <w:p>
+      <w:pPr>
+        <w:spacing w:line="360"/>
+      </w:pPr>
+      <w:r>
+        <w:rPr>
+          <w:rFonts w:ascii="宋体" w:cs="宋体" w:eastAsia="宋体" w:hAnsi="宋体"/>
+          <w:color w:val="FF0000"/>
+          <w:sz w:val="24"/>
+          <w:szCs w:val="24"/>
+        </w:rPr>
+        <w:t xml:space="preserve">2. {{附件2名称}}（{{页数}}页）</w:t>
+      </w:r>
+    </w:p>
+    <w:p>
+      <w:pPr>
+        <w:spacing w:line="360"/>
+      </w:pPr>
+      <w:r>
+        <w:rPr>
+          <w:rFonts w:ascii="宋体" w:cs="宋体" w:eastAsia="宋体" w:hAnsi="宋体"/>
+          <w:color w:val="FF0000"/>
+          <w:sz w:val="24"/>
+          <w:szCs w:val="24"/>
+        </w:rPr>
+        <w:t xml:space="preserve">3. {{附件3名称}}（{{页数}}页）</w:t>
       </w:r>
     </w:p>
     <w:sectPr>
